--- a/results/PPE_差分稀疏定位_评估与仿真报告.docx
+++ b/results/PPE_差分稀疏定位_评估与仿真报告.docx
@@ -1443,7 +1443,7 @@
           <w:sz w:val="18"/>
           <w:szCs w:val="18"/>
         </w:rPr>
-        <w:t xml:space="preserve">图 2  1 dB 集总损耗、单次故障后采集。上：朴素相减（蓝）被噪声淹没，差分稀疏解（红）为干净阶跃，位置正确（幅度受 Lasso 收缩，见 5.3 重拟合）；下：稀疏跳变指示仅在故障格点非零，朴素指示噪声跳变遍布全链。</w:t>
+        <w:t xml:space="preserve">图 2  1 dB 集总损耗、单次故障后采集。上：朴素相减（蓝）被噪声淹没，差分稀疏解（红）为干净阶跃，位置正确（幅度受 Lasso 收缩，见 5.3 重拟合）。下（双 y 轴，两指示量级相差约 3 个数量级）：蓝色朴素跳变指示（左轴，±25）噪声遍布全链；红色稀疏跳变指示（右轴，±0.06，火柴杆）149 个格点中仅 2 个非零、均聚集在故障附近，取最深跳变判定故障位置 73.5 km（真值 72.35 km）。</w:t>
       </w:r>
     </w:p>
     <w:p>

--- a/results/PPE_差分稀疏定位_评估与仿真报告.docx
+++ b/results/PPE_差分稀疏定位_评估与仿真报告.docx
@@ -75,7 +75,7 @@
           <w:sz w:val="21"/>
           <w:szCs w:val="21"/>
         </w:rPr>
-        <w:t xml:space="preserve">本报告评估一种用于提升功率轮廓估计（Power Profile Estimation, PPE / Longitudinal Power Monitoring, LPM）故障定位精度的“差分稀疏 PPE”方案：以健康链路的大量数据建立低噪声参考轮廓，故障后仅对相对参考的“变化量”求解，并施加阶跃稀疏先验（广义 Lasso / 全变差正则化）。理论分析与数值仿真表明：该方案核心思想正确，与 Fujitsu（OECC 2024）和 NTT（ECOC 2025）已发表方法本质一致；在 64 GBd、3×50 km、1 dB 集总损耗、单次故障后采集的条件下，定位误差由朴素轮廓相减法的数十公里改善至约 1 km，提升一至两个数量级。但原方案陈述中有两处公式化细节需要修正，且“50–200 m、纯噪声受限”的精度预期过于乐观——色散×带宽² 所决定的空间分辨物理极限依然存在，公里量级才是该体制下的现实精度（与实验文献一致）。</w:t>
+        <w:t xml:space="preserve">本报告评估一种用于提升功率轮廓估计（Power Profile Estimation, PPE / Longitudinal Power Monitoring, LPM）故障定位精度的“差分稀疏 PPE”方案：以健康链路的大量数据建立低噪声参考轮廓，故障后仅对相对参考的“变化量”求解，并施加阶跃稀疏先验（广义 Lasso / 全变差正则化）。理论分析与数值仿真表明：该方案核心思想正确，与 Fujitsu（OECC 2024）和 NTT（ECOC 2025）已发表方法本质一致；在 64 GBd、3×50 km、1 dB 集总损耗、单次故障后采集的条件下，定位误差由朴素轮廓相减法的数十公里改善至 0.15 km（达到 1 km 估计网格的分辨下限；100 m 网格匹配滤波细化为 0.55–0.95 km），提升约两个数量级。但原方案陈述中有两处公式化细节需要修正，且“50–200 m、纯噪声受限”的精度预期仍过于乐观——色散×带宽² 所决定的空间分辨物理极限依然存在，即使数据充足，亚公里（约 0.5–1 km）才是该体制下的现实精度（与实验文献一致）。</w:t>
       </w:r>
     </w:p>
     <w:p>
@@ -972,7 +972,7 @@
                 <w:sz w:val="21"/>
                 <w:szCs w:val="21"/>
               </w:rPr>
-              <w:t xml:space="preserve">8192 符号</w:t>
+              <w:t xml:space="preserve">81920 符号</w:t>
             </w:r>
           </w:p>
         </w:tc>
@@ -1365,7 +1365,7 @@
           <w:sz w:val="18"/>
           <w:szCs w:val="18"/>
         </w:rPr>
-        <w:t xml:space="preserve">图 1  健康链路功率轮廓：单次采集 LS-PPE（蓝）噪声显著；12 次平均（红）作为参考轮廓，三跨锯齿结构清晰。</w:t>
+        <w:t xml:space="preserve">图 1  健康链路功率轮廓（每次采集 81920 符号）：单次采集 LS-PPE（蓝）仍有噪声；12 次平均（红）作为参考轮廓，紧贴真实三跨锯齿结构，仅跨段末端低功率区留有少量残余起伏。</w:t>
       </w:r>
     </w:p>
     <w:p>
@@ -1443,7 +1443,7 @@
           <w:sz w:val="18"/>
           <w:szCs w:val="18"/>
         </w:rPr>
-        <w:t xml:space="preserve">图 2  1 dB 集总损耗、单次故障后采集。上：朴素相减（蓝）被噪声淹没，差分稀疏解（红）为干净阶跃，位置正确（幅度受 Lasso 收缩，见 5.3 重拟合）。下（双 y 轴，两指示量级相差约 3 个数量级）：蓝色朴素跳变指示（左轴，±25）噪声遍布全链；红色稀疏跳变指示（右轴，±0.06，火柴杆）149 个格点中仅 2 个非零、均聚集在故障附近，取最深跳变判定故障位置 73.5 km（真值 72.35 km）。</w:t>
+        <w:t xml:space="preserve">图 2  1 dB 集总损耗、单次故障后采集。上：朴素相减（蓝）被噪声淹没，差分稀疏解（红）为干净阶跃，位置正确（幅度受 Lasso 收缩，见 5.3 重拟合）。下（双 y 轴，两指示量级相差约 3 个数量级）：蓝色朴素跳变指示（左轴，±25）噪声遍布全链；红色稀疏跳变指示（右轴，火柴杆）149 个格点中仅 1 个非零，直接落在故障格点 72.5 km（真值 72.35 km，误差即半格点 0.15 km）。</w:t>
       </w:r>
     </w:p>
     <w:p>
@@ -1701,7 +1701,7 @@
                 <w:sz w:val="21"/>
                 <w:szCs w:val="21"/>
               </w:rPr>
-              <w:t xml:space="preserve">≈ 40 km</w:t>
+              <w:t xml:space="preserve">≈ 24 km</w:t>
             </w:r>
           </w:p>
         </w:tc>
@@ -1727,7 +1727,7 @@
                 <w:sz w:val="21"/>
                 <w:szCs w:val="21"/>
               </w:rPr>
-              <w:t xml:space="preserve">75 km</w:t>
+              <w:t xml:space="preserve">27 km</w:t>
             </w:r>
           </w:p>
         </w:tc>
@@ -1807,7 +1807,7 @@
                 <w:sz w:val="21"/>
                 <w:szCs w:val="21"/>
               </w:rPr>
-              <w:t xml:space="preserve">0.9 km</w:t>
+              <w:t xml:space="preserve">0.15 km</w:t>
             </w:r>
           </w:p>
         </w:tc>
@@ -1833,7 +1833,7 @@
                 <w:sz w:val="21"/>
                 <w:szCs w:val="21"/>
               </w:rPr>
-              <w:t xml:space="preserve">1.15 km</w:t>
+              <w:t xml:space="preserve">0.15 km</w:t>
             </w:r>
           </w:p>
         </w:tc>
@@ -1859,7 +1859,7 @@
                 <w:sz w:val="21"/>
                 <w:szCs w:val="21"/>
               </w:rPr>
-              <w:t xml:space="preserve">唯一非零跳变即故障点</w:t>
+              <w:t xml:space="preserve">唯一非零跳变即故障格点（网格分辨下限）</w:t>
             </w:r>
           </w:p>
         </w:tc>
@@ -1913,7 +1913,7 @@
                 <w:sz w:val="21"/>
                 <w:szCs w:val="21"/>
               </w:rPr>
-              <w:t xml:space="preserve">1.5 km</w:t>
+              <w:t xml:space="preserve">0.65 km</w:t>
             </w:r>
           </w:p>
         </w:tc>
@@ -1939,7 +1939,7 @@
                 <w:sz w:val="21"/>
                 <w:szCs w:val="21"/>
               </w:rPr>
-              <w:t xml:space="preserve">4.2 km</w:t>
+              <w:t xml:space="preserve">0.95 km</w:t>
             </w:r>
           </w:p>
         </w:tc>
@@ -1965,7 +1965,7 @@
                 <w:sz w:val="21"/>
                 <w:szCs w:val="21"/>
               </w:rPr>
-              <w:t xml:space="preserve">幅度重拟合 0.85–0.95 dB（真值 1.0 dB）</w:t>
+              <w:t xml:space="preserve">幅度重拟合 0.88–0.89 dB（真值 1.0 dB）</w:t>
             </w:r>
           </w:p>
         </w:tc>
@@ -1994,7 +1994,7 @@
           <w:sz w:val="21"/>
           <w:szCs w:val="21"/>
         </w:rPr>
-        <w:t xml:space="preserve">差分稀疏法在全部 4 次试验中把唯一的非零跳变放在故障格点（误差 0.15–1.15 km，接近 1 km 网格分辨极限）。匹配滤波在部分试验中细化到 150–350 m，但个别试验漂移至 4 km——细网格并未带来稳定的亚公里精度，验证了相关面平坦（图 3）所反映的物理限制。损耗幅度经重拟合准确恢复（0.85–0.95 dB）。</w:t>
+        <w:t xml:space="preserve">差分稀疏法在全部 4 次试验中把唯一的非零跳变放在故障格点（误差一致为 +0.15 km，即 1 km 网格的分辨下限）。匹配滤波细化到 0.55–0.95 km，但未进一步进入百米量级——相关面在公里尺度上依然平坦（图 3），验证了色散×带宽² 的物理限制；损耗幅度经重拟合准确恢复（0.88–0.89 dB）。</w:t>
       </w:r>
     </w:p>
     <w:p>
@@ -2589,7 +2589,7 @@
                 <w:sz w:val="21"/>
                 <w:szCs w:val="21"/>
               </w:rPr>
-              <w:t xml:space="preserve">物理极限仍在；本仿真与文献（NTT +3 km、Fujitsu &lt;4 km、CICT 1 km）均为公里量级</w:t>
+              <w:t xml:space="preserve">物理极限仍在；数据充足时本仿真为 0.55–0.95 km，文献（NTT +3 km、Fujitsu &lt;4 km、CICT 1 km）为公里量级</w:t>
             </w:r>
           </w:p>
         </w:tc>
@@ -2618,7 +2618,7 @@
           <w:sz w:val="21"/>
           <w:szCs w:val="21"/>
         </w:rPr>
-        <w:t xml:space="preserve">总体结论：差分稀疏 PPE 是正确且值得采用的工程路线，其收益来源于“把全轮廓重建问题退化为单参数（阶跃位置）检测问题”，从而充分利用故障点下游所有格点的信息；但其精度上限仍受色散×带宽² 分辨物理约束，在 64–100 GBd 体制下应以约 1 km 为现实预期，而非百米量级。</w:t>
+        <w:t xml:space="preserve">总体结论：差分稀疏 PPE 是正确且值得采用的工程路线，其收益来源于“把全轮廓重建问题退化为单参数（阶跃位置）检测问题”，从而充分利用故障点下游所有格点的信息；但其精度上限仍受色散×带宽² 分辨物理约束，在 64–100 GBd 体制下，数据充足时以亚公里（约 0.5–1 km）为现实预期上限，而非百米量级。</w:t>
       </w:r>
     </w:p>
     <w:p>
@@ -2648,7 +2648,7 @@
           <w:sz w:val="21"/>
           <w:szCs w:val="21"/>
         </w:rPr>
-        <w:t xml:space="preserve">代码位于仓库 longrain153/PPE2（分支 claude/ppe-localization-accuracy-9tirgk）：ppe/link_sim.py（分步傅里叶链路仿真）、ppe/ppe_core.py（G 矩阵、LS-PPE、ADMM 广义 Lasso、匹配滤波）、run_experiment.py（端到端实验，约 2.5 分钟）。</w:t>
+        <w:t xml:space="preserve">代码位于仓库 longrain153/PPE2（分支 claude/ppe-localization-accuracy-9tirgk）：ppe/link_sim.py（分步傅里叶链路仿真）、ppe/ppe_core.py（G 矩阵、LS-PPE、ADMM 广义 Lasso、匹配滤波）、run_experiment.py（端到端实验，81920 符号/采集时约 40 分钟）。</w:t>
       </w:r>
     </w:p>
     <w:p>

--- a/results/PPE_差分稀疏定位_评估与仿真报告.docx
+++ b/results/PPE_差分稀疏定位_评估与仿真报告.docx
@@ -1999,6 +1999,535 @@
     </w:p>
     <w:p>
       <w:pPr>
+        <w:pStyle w:val="Heading2"/>
+        <w:spacing w:after="110" w:before="220"/>
+      </w:pPr>
+      <w:r>
+        <w:rPr>
+          <w:rFonts w:ascii="Helvetica" w:eastAsia="WenQuanYi Zen Hei" w:hAnsi="Helvetica"/>
+          <w:b/>
+          <w:bCs/>
+          <w:color w:val="2E74B5"/>
+          <w:sz w:val="24"/>
+          <w:szCs w:val="24"/>
+        </w:rPr>
+        <w:t xml:space="preserve">5.4 精度决定因素：分层分解与完美参考对照实验</w:t>
+      </w:r>
+    </w:p>
+    <w:p>
+      <w:pPr>
+        <w:spacing w:after="120" w:line="300"/>
+      </w:pPr>
+      <w:r>
+        <w:rPr>
+          <w:rFonts w:ascii="Helvetica" w:eastAsia="WenQuanYi Zen Hei" w:hAnsi="Helvetica"/>
+          <w:sz w:val="21"/>
+          <w:szCs w:val="21"/>
+        </w:rPr>
+        <w:t xml:space="preserve">匹配滤波误差在 4 次试验中 3 次完全相同（+550 m），说明当前精度由系统性偏差而非随机噪声主导。定位精度自下而上由四层因素决定：(1) 网格量化——稀疏阶段 1 km 网格的 ±0.5 km 底限，可由细网格消除；(2) 特征可分辨性——把候选故障位置移动 δ，匹配模板仅相差该 δ 段内产生的 NLI，而区分相邻位置 NLI 的唯一手段是色散在 δ 距离内对波形的重塑，其速率 ∝ |β₂|·BW²（与 Δz_min 同源），在 64 GBd 体制下为公里量级，是不可逾越的天花板；(3) 噪声方差——ASE 与收发机噪声引起的相关峰随机抖动，随数据量按 1/√N 收敛，10 倍数据后已被压至数百米以下；(4) 系统性偏差——当前 +550 m 的实际来源，由下述对照实验定位。</w:t>
+      </w:r>
+    </w:p>
+    <w:p>
+      <w:pPr>
+        <w:spacing w:after="120" w:line="300"/>
+      </w:pPr>
+      <w:r>
+        <w:rPr>
+          <w:rFonts w:ascii="Helvetica" w:eastAsia="WenQuanYi Zen Hei" w:hAnsi="Helvetica"/>
+          <w:sz w:val="21"/>
+          <w:szCs w:val="21"/>
+        </w:rPr>
+        <w:t xml:space="preserve">完美参考对照实验：在完全相同的故障采集上仅更换参考轮廓，比较三种情形——估计参考（12 次 LS 平均，基线）、完美物理参考（解析真值）、定标物理参考（真值 × α，其中 α = 0.914 为 LS 均值对物理真值的最小二乘定标系数）。3 次独立试验结果如下（各情形试验间高度一致，均为系统性行为）：</w:t>
+      </w:r>
+    </w:p>
+    <w:tbl>
+      <w:tblPr>
+        <w:tblW w:type="dxa" w:w="9360"/>
+        <w:tblBorders>
+          <w:top w:val="single" w:color="auto" w:sz="4"/>
+          <w:left w:val="single" w:color="auto" w:sz="4"/>
+          <w:bottom w:val="single" w:color="auto" w:sz="4"/>
+          <w:right w:val="single" w:color="auto" w:sz="4"/>
+          <w:insideH w:val="single" w:color="auto" w:sz="4"/>
+          <w:insideV w:val="single" w:color="auto" w:sz="4"/>
+        </w:tblBorders>
+      </w:tblPr>
+      <w:tblGrid>
+        <w:gridCol w:w="3060"/>
+        <w:gridCol w:w="1750"/>
+        <w:gridCol w:w="1900"/>
+        <w:gridCol w:w="2650"/>
+      </w:tblGrid>
+      <w:tr>
+        <w:tc>
+          <w:tcPr>
+            <w:tcW w:type="dxa" w:w="3060"/>
+            <w:shd w:fill="D9E2F3" w:val="clear"/>
+            <w:tcMar>
+              <w:top w:type="dxa" w:w="60"/>
+              <w:left w:type="dxa" w:w="100"/>
+              <w:bottom w:type="dxa" w:w="60"/>
+              <w:right w:type="dxa" w:w="100"/>
+            </w:tcMar>
+          </w:tcPr>
+          <w:p>
+            <w:pPr>
+              <w:spacing w:after="0"/>
+            </w:pPr>
+            <w:r>
+              <w:rPr>
+                <w:rFonts w:ascii="Helvetica" w:eastAsia="WenQuanYi Zen Hei" w:hAnsi="Helvetica"/>
+                <w:b/>
+                <w:bCs/>
+                <w:sz w:val="21"/>
+                <w:szCs w:val="21"/>
+              </w:rPr>
+              <w:t xml:space="preserve">参考轮廓</w:t>
+            </w:r>
+          </w:p>
+        </w:tc>
+        <w:tc>
+          <w:tcPr>
+            <w:tcW w:type="dxa" w:w="1750"/>
+            <w:shd w:fill="D9E2F3" w:val="clear"/>
+            <w:tcMar>
+              <w:top w:type="dxa" w:w="60"/>
+              <w:left w:type="dxa" w:w="100"/>
+              <w:bottom w:type="dxa" w:w="60"/>
+              <w:right w:type="dxa" w:w="100"/>
+            </w:tcMar>
+          </w:tcPr>
+          <w:p>
+            <w:pPr>
+              <w:spacing w:after="0"/>
+            </w:pPr>
+            <w:r>
+              <w:rPr>
+                <w:rFonts w:ascii="Helvetica" w:eastAsia="WenQuanYi Zen Hei" w:hAnsi="Helvetica"/>
+                <w:b/>
+                <w:bCs/>
+                <w:sz w:val="21"/>
+                <w:szCs w:val="21"/>
+              </w:rPr>
+              <w:t xml:space="preserve">稀疏定位</w:t>
+            </w:r>
+          </w:p>
+        </w:tc>
+        <w:tc>
+          <w:tcPr>
+            <w:tcW w:type="dxa" w:w="1900"/>
+            <w:shd w:fill="D9E2F3" w:val="clear"/>
+            <w:tcMar>
+              <w:top w:type="dxa" w:w="60"/>
+              <w:left w:type="dxa" w:w="100"/>
+              <w:bottom w:type="dxa" w:w="60"/>
+              <w:right w:type="dxa" w:w="100"/>
+            </w:tcMar>
+          </w:tcPr>
+          <w:p>
+            <w:pPr>
+              <w:spacing w:after="0"/>
+            </w:pPr>
+            <w:r>
+              <w:rPr>
+                <w:rFonts w:ascii="Helvetica" w:eastAsia="WenQuanYi Zen Hei" w:hAnsi="Helvetica"/>
+                <w:b/>
+                <w:bCs/>
+                <w:sz w:val="21"/>
+                <w:szCs w:val="21"/>
+              </w:rPr>
+              <w:t xml:space="preserve">匹配滤波</w:t>
+            </w:r>
+          </w:p>
+        </w:tc>
+        <w:tc>
+          <w:tcPr>
+            <w:tcW w:type="dxa" w:w="2650"/>
+            <w:shd w:fill="D9E2F3" w:val="clear"/>
+            <w:tcMar>
+              <w:top w:type="dxa" w:w="60"/>
+              <w:left w:type="dxa" w:w="100"/>
+              <w:bottom w:type="dxa" w:w="60"/>
+              <w:right w:type="dxa" w:w="100"/>
+            </w:tcMar>
+          </w:tcPr>
+          <w:p>
+            <w:pPr>
+              <w:spacing w:after="0"/>
+            </w:pPr>
+            <w:r>
+              <w:rPr>
+                <w:rFonts w:ascii="Helvetica" w:eastAsia="WenQuanYi Zen Hei" w:hAnsi="Helvetica"/>
+                <w:b/>
+                <w:bCs/>
+                <w:sz w:val="21"/>
+                <w:szCs w:val="21"/>
+              </w:rPr>
+              <w:t xml:space="preserve">损耗估计（真值 1.0 dB）</w:t>
+            </w:r>
+          </w:p>
+        </w:tc>
+      </w:tr>
+      <w:tr>
+        <w:tc>
+          <w:tcPr>
+            <w:tcW w:type="dxa" w:w="3060"/>
+            <w:tcMar>
+              <w:top w:type="dxa" w:w="60"/>
+              <w:left w:type="dxa" w:w="100"/>
+              <w:bottom w:type="dxa" w:w="60"/>
+              <w:right w:type="dxa" w:w="100"/>
+            </w:tcMar>
+          </w:tcPr>
+          <w:p>
+            <w:pPr>
+              <w:spacing w:after="0"/>
+            </w:pPr>
+            <w:r>
+              <w:rPr>
+                <w:rFonts w:ascii="Helvetica" w:eastAsia="WenQuanYi Zen Hei" w:hAnsi="Helvetica"/>
+                <w:b w:val="false"/>
+                <w:bCs w:val="false"/>
+                <w:sz w:val="21"/>
+                <w:szCs w:val="21"/>
+              </w:rPr>
+              <w:t xml:space="preserve">估计参考（12 次 LS 平均，基线）</w:t>
+            </w:r>
+          </w:p>
+        </w:tc>
+        <w:tc>
+          <w:tcPr>
+            <w:tcW w:type="dxa" w:w="1750"/>
+            <w:tcMar>
+              <w:top w:type="dxa" w:w="60"/>
+              <w:left w:type="dxa" w:w="100"/>
+              <w:bottom w:type="dxa" w:w="60"/>
+              <w:right w:type="dxa" w:w="100"/>
+            </w:tcMar>
+          </w:tcPr>
+          <w:p>
+            <w:pPr>
+              <w:spacing w:after="0"/>
+            </w:pPr>
+            <w:r>
+              <w:rPr>
+                <w:rFonts w:ascii="Helvetica" w:eastAsia="WenQuanYi Zen Hei" w:hAnsi="Helvetica"/>
+                <w:b w:val="false"/>
+                <w:bCs w:val="false"/>
+                <w:sz w:val="21"/>
+                <w:szCs w:val="21"/>
+              </w:rPr>
+              <w:t xml:space="preserve">+0.15 km</w:t>
+            </w:r>
+          </w:p>
+        </w:tc>
+        <w:tc>
+          <w:tcPr>
+            <w:tcW w:type="dxa" w:w="1900"/>
+            <w:tcMar>
+              <w:top w:type="dxa" w:w="60"/>
+              <w:left w:type="dxa" w:w="100"/>
+              <w:bottom w:type="dxa" w:w="60"/>
+              <w:right w:type="dxa" w:w="100"/>
+            </w:tcMar>
+          </w:tcPr>
+          <w:p>
+            <w:pPr>
+              <w:spacing w:after="0"/>
+            </w:pPr>
+            <w:r>
+              <w:rPr>
+                <w:rFonts w:ascii="Helvetica" w:eastAsia="WenQuanYi Zen Hei" w:hAnsi="Helvetica"/>
+                <w:b w:val="false"/>
+                <w:bCs w:val="false"/>
+                <w:sz w:val="21"/>
+                <w:szCs w:val="21"/>
+              </w:rPr>
+              <w:t xml:space="preserve">+550 m</w:t>
+            </w:r>
+          </w:p>
+        </w:tc>
+        <w:tc>
+          <w:tcPr>
+            <w:tcW w:type="dxa" w:w="2650"/>
+            <w:tcMar>
+              <w:top w:type="dxa" w:w="60"/>
+              <w:left w:type="dxa" w:w="100"/>
+              <w:bottom w:type="dxa" w:w="60"/>
+              <w:right w:type="dxa" w:w="100"/>
+            </w:tcMar>
+          </w:tcPr>
+          <w:p>
+            <w:pPr>
+              <w:spacing w:after="0"/>
+            </w:pPr>
+            <w:r>
+              <w:rPr>
+                <w:rFonts w:ascii="Helvetica" w:eastAsia="WenQuanYi Zen Hei" w:hAnsi="Helvetica"/>
+                <w:b w:val="false"/>
+                <w:bCs w:val="false"/>
+                <w:sz w:val="21"/>
+                <w:szCs w:val="21"/>
+              </w:rPr>
+              <w:t xml:space="preserve">0.88 dB</w:t>
+            </w:r>
+          </w:p>
+        </w:tc>
+      </w:tr>
+      <w:tr>
+        <w:tc>
+          <w:tcPr>
+            <w:tcW w:type="dxa" w:w="3060"/>
+            <w:tcMar>
+              <w:top w:type="dxa" w:w="60"/>
+              <w:left w:type="dxa" w:w="100"/>
+              <w:bottom w:type="dxa" w:w="60"/>
+              <w:right w:type="dxa" w:w="100"/>
+            </w:tcMar>
+          </w:tcPr>
+          <w:p>
+            <w:pPr>
+              <w:spacing w:after="0"/>
+            </w:pPr>
+            <w:r>
+              <w:rPr>
+                <w:rFonts w:ascii="Helvetica" w:eastAsia="WenQuanYi Zen Hei" w:hAnsi="Helvetica"/>
+                <w:b w:val="false"/>
+                <w:bCs w:val="false"/>
+                <w:sz w:val="21"/>
+                <w:szCs w:val="21"/>
+              </w:rPr>
+              <w:t xml:space="preserve">完美物理参考（解析真值）</w:t>
+            </w:r>
+          </w:p>
+        </w:tc>
+        <w:tc>
+          <w:tcPr>
+            <w:tcW w:type="dxa" w:w="1750"/>
+            <w:tcMar>
+              <w:top w:type="dxa" w:w="60"/>
+              <w:left w:type="dxa" w:w="100"/>
+              <w:bottom w:type="dxa" w:w="60"/>
+              <w:right w:type="dxa" w:w="100"/>
+            </w:tcMar>
+          </w:tcPr>
+          <w:p>
+            <w:pPr>
+              <w:spacing w:after="0"/>
+            </w:pPr>
+            <w:r>
+              <w:rPr>
+                <w:rFonts w:ascii="Helvetica" w:eastAsia="WenQuanYi Zen Hei" w:hAnsi="Helvetica"/>
+                <w:b w:val="false"/>
+                <w:bCs w:val="false"/>
+                <w:sz w:val="21"/>
+                <w:szCs w:val="21"/>
+              </w:rPr>
+              <w:t xml:space="preserve">+0.15 km</w:t>
+            </w:r>
+          </w:p>
+        </w:tc>
+        <w:tc>
+          <w:tcPr>
+            <w:tcW w:type="dxa" w:w="1900"/>
+            <w:tcMar>
+              <w:top w:type="dxa" w:w="60"/>
+              <w:left w:type="dxa" w:w="100"/>
+              <w:bottom w:type="dxa" w:w="60"/>
+              <w:right w:type="dxa" w:w="100"/>
+            </w:tcMar>
+          </w:tcPr>
+          <w:p>
+            <w:pPr>
+              <w:spacing w:after="0"/>
+            </w:pPr>
+            <w:r>
+              <w:rPr>
+                <w:rFonts w:ascii="Helvetica" w:eastAsia="WenQuanYi Zen Hei" w:hAnsi="Helvetica"/>
+                <w:b w:val="false"/>
+                <w:bCs w:val="false"/>
+                <w:sz w:val="21"/>
+                <w:szCs w:val="21"/>
+              </w:rPr>
+              <w:t xml:space="preserve">−2850 m</w:t>
+            </w:r>
+          </w:p>
+        </w:tc>
+        <w:tc>
+          <w:tcPr>
+            <w:tcW w:type="dxa" w:w="2650"/>
+            <w:tcMar>
+              <w:top w:type="dxa" w:w="60"/>
+              <w:left w:type="dxa" w:w="100"/>
+              <w:bottom w:type="dxa" w:w="60"/>
+              <w:right w:type="dxa" w:w="100"/>
+            </w:tcMar>
+          </w:tcPr>
+          <w:p>
+            <w:pPr>
+              <w:spacing w:after="0"/>
+            </w:pPr>
+            <w:r>
+              <w:rPr>
+                <w:rFonts w:ascii="Helvetica" w:eastAsia="WenQuanYi Zen Hei" w:hAnsi="Helvetica"/>
+                <w:b w:val="false"/>
+                <w:bCs w:val="false"/>
+                <w:sz w:val="21"/>
+                <w:szCs w:val="21"/>
+              </w:rPr>
+              <w:t xml:space="preserve">1.59 dB</w:t>
+            </w:r>
+          </w:p>
+        </w:tc>
+      </w:tr>
+      <w:tr>
+        <w:tc>
+          <w:tcPr>
+            <w:tcW w:type="dxa" w:w="3060"/>
+            <w:tcMar>
+              <w:top w:type="dxa" w:w="60"/>
+              <w:left w:type="dxa" w:w="100"/>
+              <w:bottom w:type="dxa" w:w="60"/>
+              <w:right w:type="dxa" w:w="100"/>
+            </w:tcMar>
+          </w:tcPr>
+          <w:p>
+            <w:pPr>
+              <w:spacing w:after="0"/>
+            </w:pPr>
+            <w:r>
+              <w:rPr>
+                <w:rFonts w:ascii="Helvetica" w:eastAsia="WenQuanYi Zen Hei" w:hAnsi="Helvetica"/>
+                <w:b w:val="false"/>
+                <w:bCs w:val="false"/>
+                <w:sz w:val="21"/>
+                <w:szCs w:val="21"/>
+              </w:rPr>
+              <w:t xml:space="preserve">定标物理参考（× 0.914）</w:t>
+            </w:r>
+          </w:p>
+        </w:tc>
+        <w:tc>
+          <w:tcPr>
+            <w:tcW w:type="dxa" w:w="1750"/>
+            <w:tcMar>
+              <w:top w:type="dxa" w:w="60"/>
+              <w:left w:type="dxa" w:w="100"/>
+              <w:bottom w:type="dxa" w:w="60"/>
+              <w:right w:type="dxa" w:w="100"/>
+            </w:tcMar>
+          </w:tcPr>
+          <w:p>
+            <w:pPr>
+              <w:spacing w:after="0"/>
+            </w:pPr>
+            <w:r>
+              <w:rPr>
+                <w:rFonts w:ascii="Helvetica" w:eastAsia="WenQuanYi Zen Hei" w:hAnsi="Helvetica"/>
+                <w:b w:val="false"/>
+                <w:bCs w:val="false"/>
+                <w:sz w:val="21"/>
+                <w:szCs w:val="21"/>
+              </w:rPr>
+              <w:t xml:space="preserve">+0.15 ~ +2.15 km</w:t>
+            </w:r>
+          </w:p>
+        </w:tc>
+        <w:tc>
+          <w:tcPr>
+            <w:tcW w:type="dxa" w:w="1900"/>
+            <w:tcMar>
+              <w:top w:type="dxa" w:w="60"/>
+              <w:left w:type="dxa" w:w="100"/>
+              <w:bottom w:type="dxa" w:w="60"/>
+              <w:right w:type="dxa" w:w="100"/>
+            </w:tcMar>
+          </w:tcPr>
+          <w:p>
+            <w:pPr>
+              <w:spacing w:after="0"/>
+            </w:pPr>
+            <w:r>
+              <w:rPr>
+                <w:rFonts w:ascii="Helvetica" w:eastAsia="WenQuanYi Zen Hei" w:hAnsi="Helvetica"/>
+                <w:b w:val="false"/>
+                <w:bCs w:val="false"/>
+                <w:sz w:val="21"/>
+                <w:szCs w:val="21"/>
+              </w:rPr>
+              <w:t xml:space="preserve">+3150 ~ +4950 m</w:t>
+            </w:r>
+          </w:p>
+        </w:tc>
+        <w:tc>
+          <w:tcPr>
+            <w:tcW w:type="dxa" w:w="2650"/>
+            <w:tcMar>
+              <w:top w:type="dxa" w:w="60"/>
+              <w:left w:type="dxa" w:w="100"/>
+              <w:bottom w:type="dxa" w:w="60"/>
+              <w:right w:type="dxa" w:w="100"/>
+            </w:tcMar>
+          </w:tcPr>
+          <w:p>
+            <w:pPr>
+              <w:spacing w:after="0"/>
+            </w:pPr>
+            <w:r>
+              <w:rPr>
+                <w:rFonts w:ascii="Helvetica" w:eastAsia="WenQuanYi Zen Hei" w:hAnsi="Helvetica"/>
+                <w:b w:val="false"/>
+                <w:bCs w:val="false"/>
+                <w:sz w:val="21"/>
+                <w:szCs w:val="21"/>
+              </w:rPr>
+              <w:t xml:space="preserve">0.70 dB</w:t>
+            </w:r>
+          </w:p>
+        </w:tc>
+      </w:tr>
+    </w:tbl>
+    <w:p>
+      <w:pPr>
+        <w:spacing w:after="60"/>
+      </w:pPr>
+      <w:r>
+        <w:rPr>
+          <w:rFonts w:ascii="Helvetica" w:eastAsia="WenQuanYi Zen Hei" w:hAnsi="Helvetica"/>
+          <w:sz w:val="21"/>
+          <w:szCs w:val="21"/>
+        </w:rPr>
+        <w:t xml:space="preserve"/>
+      </w:r>
+    </w:p>
+    <w:p>
+      <w:pPr>
+        <w:spacing w:after="120" w:line="300"/>
+      </w:pPr>
+      <w:r>
+        <w:rPr>
+          <w:rFonts w:ascii="Helvetica" w:eastAsia="WenQuanYi Zen Hei" w:hAnsi="Helvetica"/>
+          <w:sz w:val="21"/>
+          <w:szCs w:val="21"/>
+        </w:rPr>
+        <w:t xml:space="preserve">结果反直觉但机理清晰：完美物理参考使匹配滤波误差增大约 5 倍。原因在于，测量中的健康链路成分 = G·x_物理 + RP1 模型误差（一阶微扰近似遗漏的高阶项，本设置约 9%，定标系数 α = 0.914 即其直接度量——LS 轮廓系统性偏低约 9%，因为它把模型误差吸收进了自身）。用估计参考做差分时，这份模型偏差同时存在于参考与故障测量中，相减自动对消；而物理真值参考把模型误差完整留在残差里，其结构化分量把相关峰拉偏 −2.85 km、损耗估计推高至 1.59 dB。</w:t>
+      </w:r>
+    </w:p>
+    <w:p>
+      <w:pPr>
+        <w:spacing w:after="120" w:line="300"/>
+      </w:pPr>
+      <w:r>
+        <w:rPr>
+          <w:rFonts w:ascii="Helvetica" w:eastAsia="WenQuanYi Zen Hei" w:hAnsi="Helvetica"/>
+          <w:sz w:val="21"/>
+          <w:szCs w:val="21"/>
+        </w:rPr>
+        <w:t xml:space="preserve">这揭示了差分方案的一个内在优点：参考的价值不在于物理准确，而在于与故障测量共享同一套系统误差——同一收发机、同一模型、同一 DSP 链，共有偏差在相减中全部对消（这是“已有链路损耗事件自动抵消”结论向估计器自身偏差的推广）。据此，残余 +550 m 主要来自故障本身改变下游非线性相位积累、使模型偏差在故障前后不再完全相同的二阶残差，另有细网格半格点约定的 ~50 m 级贡献。进一步提升精度的正确方向是降低非线性工作点（以数据量换 SNR）或采用高阶微扰 / 局部 SSFM 反演模型，而非继续改进参考轮廓——且所有努力仍受限于第 (2) 层的公里级物理天花板。</w:t>
+      </w:r>
+    </w:p>
+    <w:p>
+      <w:pPr>
         <w:pStyle w:val="Heading1"/>
         <w:spacing w:after="140" w:before="280"/>
       </w:pPr>
@@ -2618,7 +3147,7 @@
           <w:sz w:val="21"/>
           <w:szCs w:val="21"/>
         </w:rPr>
-        <w:t xml:space="preserve">总体结论：差分稀疏 PPE 是正确且值得采用的工程路线，其收益来源于“把全轮廓重建问题退化为单参数（阶跃位置）检测问题”，从而充分利用故障点下游所有格点的信息；但其精度上限仍受色散×带宽² 分辨物理约束，在 64–100 GBd 体制下，数据充足时以亚公里（约 0.5–1 km）为现实预期上限，而非百米量级。</w:t>
+        <w:t xml:space="preserve">总体结论：差分稀疏 PPE 是正确且值得采用的工程路线，其收益来源于“把全轮廓重建问题退化为单参数（阶跃位置）检测问题”，从而充分利用故障点下游所有格点的信息；但其精度上限仍受色散×带宽² 分辨物理约束，在 64–100 GBd 体制下，数据充足时以亚公里（约 0.5–1 km）为现实预期上限，而非百米量级。对照实验（5.4 节）进一步表明：参考轮廓无须物理精确——与故障测量共享系统误差的估计参考反而显著优于完美物理参考，差分结构会自动对消共有的模型偏差。</w:t>
       </w:r>
     </w:p>
     <w:p>
@@ -2648,7 +3177,7 @@
           <w:sz w:val="21"/>
           <w:szCs w:val="21"/>
         </w:rPr>
-        <w:t xml:space="preserve">代码位于仓库 longrain153/PPE2（分支 claude/ppe-localization-accuracy-9tirgk）：ppe/link_sim.py（分步傅里叶链路仿真）、ppe/ppe_core.py（G 矩阵、LS-PPE、ADMM 广义 Lasso、匹配滤波）、run_experiment.py（端到端实验，81920 符号/采集时约 40 分钟）。</w:t>
+        <w:t xml:space="preserve">代码位于仓库 longrain153/PPE2（分支 claude/ppe-localization-accuracy-9tirgk）：ppe/link_sim.py（分步傅里叶链路仿真）、ppe/ppe_core.py（G 矩阵、LS-PPE、ADMM 广义 Lasso、匹配滤波）、run_experiment.py（端到端实验，81920 符号/采集时约 40 分钟）、experiments/exp_perfect_ref.py（5.4 节完美参考对照实验）。</w:t>
       </w:r>
     </w:p>
     <w:p>

--- a/results/PPE_差分稀疏定位_评估与仿真报告.docx
+++ b/results/PPE_差分稀疏定位_评估与仿真报告.docx
@@ -75,7 +75,7 @@
           <w:sz w:val="21"/>
           <w:szCs w:val="21"/>
         </w:rPr>
-        <w:t xml:space="preserve">本报告评估一种用于提升功率轮廓估计（Power Profile Estimation, PPE / Longitudinal Power Monitoring, LPM）故障定位精度的“差分稀疏 PPE”方案：以健康链路的大量数据建立低噪声参考轮廓，故障后仅对相对参考的“变化量”求解，并施加阶跃稀疏先验（广义 Lasso / 全变差正则化）。理论分析与数值仿真表明：该方案核心思想正确，与 Fujitsu（OECC 2024）和 NTT（ECOC 2025）已发表方法本质一致；在 64 GBd、3×50 km、1 dB 集总损耗、单次故障后采集的条件下，定位误差由朴素轮廓相减法的数十公里改善至 0.15 km（达到 1 km 估计网格的分辨下限；100 m 网格匹配滤波细化为 0.55–0.95 km），提升约两个数量级。但原方案陈述中有两处公式化细节需要修正，且“50–200 m、纯噪声受限”的精度预期仍过于乐观——色散×带宽² 所决定的空间分辨物理极限依然存在，即使数据充足，亚公里（约 0.5–1 km）才是该体制下的现实精度（与实验文献一致）。</w:t>
+        <w:t xml:space="preserve">本报告评估一种用于提升功率轮廓估计（Power Profile Estimation, PPE / Longitudinal Power Monitoring, LPM）故障定位精度的“差分稀疏 PPE”方案：以健康链路的大量数据建立低噪声参考轮廓，故障后仅对相对参考的“变化量”求解，并施加阶跃稀疏先验（广义 Lasso / 全变差正则化）。理论分析与数值仿真表明：该方案核心思想正确，与 Fujitsu（OECC 2024）和 NTT（ECOC 2025）已发表方法本质一致；在 64 GBd、3×50 km、3 dB 集总损耗、单次故障后采集的条件下，定位误差由朴素轮廓相减法的数十公里改善至 0.15 km（达到 1 km 估计网格的分辨下限；100 m 网格匹配滤波细化为 0.65–0.85 km），提升约两个数量级。但原方案陈述中有两处公式化细节需要修正，且“50–200 m、纯噪声受限”的精度预期仍过于乐观——色散×带宽² 所决定的空间分辨物理极限依然存在，即使数据充足，亚公里（约 0.5–1 km）才是该体制下的现实精度（与实验文献一致）。</w:t>
       </w:r>
     </w:p>
     <w:p>
@@ -1184,7 +1184,7 @@
                 <w:sz w:val="21"/>
                 <w:szCs w:val="21"/>
               </w:rPr>
-              <w:t xml:space="preserve">1.0 dB 集总损耗 @ 72.35 km（非格点）</w:t>
+              <w:t xml:space="preserve">3.0 dB 集总损耗 @ 72.35 km（非格点）</w:t>
             </w:r>
           </w:p>
         </w:tc>
@@ -1443,7 +1443,7 @@
           <w:sz w:val="18"/>
           <w:szCs w:val="18"/>
         </w:rPr>
-        <w:t xml:space="preserve">图 2  1 dB 集总损耗、单次故障后采集。上：朴素相减（蓝）被噪声淹没，差分稀疏解（红）为干净阶跃，位置正确（幅度受 Lasso 收缩，见 5.3 重拟合）。下（双 y 轴，两指示量级相差约 3 个数量级）：蓝色朴素跳变指示（左轴，±25）噪声遍布全链；红色稀疏跳变指示（右轴，火柴杆）149 个格点中仅 1 个非零，直接落在故障格点 72.5 km（真值 72.35 km，误差即半格点 0.15 km）。</w:t>
+        <w:t xml:space="preserve">图 2  3 dB 集总损耗、单次故障后采集。上：朴素相减（蓝）被噪声淹没，差分稀疏解（红）为干净阶跃，位置正确（幅度受 Lasso 收缩，见 5.3 重拟合）。下（双 y 轴，两指示量级相差约 3 个数量级）：蓝色朴素跳变指示（左轴，±25）噪声遍布全链；红色稀疏跳变指示（右轴，火柴杆）149 个格点中仅 1 个非零，直接落在故障格点 72.5 km（真值 72.35 km，误差即半格点 0.15 km）。</w:t>
       </w:r>
     </w:p>
     <w:p>
@@ -1913,7 +1913,7 @@
                 <w:sz w:val="21"/>
                 <w:szCs w:val="21"/>
               </w:rPr>
-              <w:t xml:space="preserve">0.65 km</w:t>
+              <w:t xml:space="preserve">0.75 km</w:t>
             </w:r>
           </w:p>
         </w:tc>
@@ -1939,7 +1939,7 @@
                 <w:sz w:val="21"/>
                 <w:szCs w:val="21"/>
               </w:rPr>
-              <w:t xml:space="preserve">0.95 km</w:t>
+              <w:t xml:space="preserve">0.85 km</w:t>
             </w:r>
           </w:p>
         </w:tc>
@@ -1965,7 +1965,7 @@
                 <w:sz w:val="21"/>
                 <w:szCs w:val="21"/>
               </w:rPr>
-              <w:t xml:space="preserve">幅度重拟合 0.88–0.89 dB（真值 1.0 dB）</w:t>
+              <w:t xml:space="preserve">幅度重拟合 2.67–2.68 dB（真值 3.0 dB）</w:t>
             </w:r>
           </w:p>
         </w:tc>
@@ -1994,7 +1994,7 @@
           <w:sz w:val="21"/>
           <w:szCs w:val="21"/>
         </w:rPr>
-        <w:t xml:space="preserve">差分稀疏法在全部 4 次试验中把唯一的非零跳变放在故障格点（误差一致为 +0.15 km，即 1 km 网格的分辨下限）。匹配滤波细化到 0.55–0.95 km，但未进一步进入百米量级——相关面在公里尺度上依然平坦（图 3），验证了色散×带宽² 的物理限制；损耗幅度经重拟合准确恢复（0.88–0.89 dB）。</w:t>
+        <w:t xml:space="preserve">差分稀疏法在全部 4 次试验中把唯一的非零跳变放在故障格点（误差一致为 +0.15 km，即 1 km 网格的分辨下限）。匹配滤波细化到 0.65–0.85 km，但未进一步进入百米量级——相关面在公里尺度上依然平坦（图 3），验证了色散×带宽² 的物理限制；损耗幅度经重拟合恢复为 2.67–2.68 dB（真值 3.0 dB）。</w:t>
       </w:r>
     </w:p>
     <w:p>
@@ -2024,7 +2024,7 @@
           <w:sz w:val="21"/>
           <w:szCs w:val="21"/>
         </w:rPr>
-        <w:t xml:space="preserve">匹配滤波误差在 4 次试验中 3 次完全相同（+550 m），说明当前精度由系统性偏差而非随机噪声主导。定位精度自下而上由四层因素决定：(1) 网格量化——稀疏阶段 1 km 网格的 ±0.5 km 底限，可由细网格消除；(2) 特征可分辨性——把候选故障位置移动 δ，匹配模板仅相差该 δ 段内产生的 NLI，而区分相邻位置 NLI 的唯一手段是色散在 δ 距离内对波形的重塑，其速率 ∝ |β₂|·BW²（与 Δz_min 同源），在 64 GBd 体制下为公里量级，是不可逾越的天花板；(3) 噪声方差——ASE 与收发机噪声引起的相关峰随机抖动，随数据量按 1/√N 收敛，10 倍数据后已被压至数百米以下；(4) 系统性偏差——当前 +550 m 的实际来源，由下述对照实验定位。</w:t>
+        <w:t xml:space="preserve">匹配滤波误差在 4 次试验中集中于 +650 ~ +850 m 的窄带内（其中两次完全相同），说明当前精度由系统性偏差而非随机噪声主导。定位精度自下而上由四层因素决定：(1) 网格量化——稀疏阶段 1 km 网格的 ±0.5 km 底限，可由细网格消除；(2) 特征可分辨性——把候选故障位置移动 δ，匹配模板仅相差该 δ 段内产生的 NLI，而区分相邻位置 NLI 的唯一手段是色散在 δ 距离内对波形的重塑，其速率 ∝ |β₂|·BW²（与 Δz_min 同源），在 64 GBd 体制下为公里量级，是不可逾越的天花板；(3) 噪声方差——ASE 与收发机噪声引起的相关峰随机抖动，随数据量按 1/√N 收敛，10 倍数据后已被压至数百米以下；(4) 系统性偏差——当前约 +750 m 的实际来源，由下述对照实验定位。</w:t>
       </w:r>
     </w:p>
     <w:p>
@@ -2037,7 +2037,7 @@
           <w:sz w:val="21"/>
           <w:szCs w:val="21"/>
         </w:rPr>
-        <w:t xml:space="preserve">完美参考对照实验：在完全相同的故障采集上仅更换参考轮廓，比较三种情形——估计参考（12 次 LS 平均，基线）、完美物理参考（解析真值）、定标物理参考（真值 × α，其中 α = 0.914 为 LS 均值对物理真值的最小二乘定标系数）。3 次独立试验结果如下（各情形试验间高度一致，均为系统性行为）：</w:t>
+        <w:t xml:space="preserve">完美参考对照实验（在 1 dB 插损配置下进行）：在完全相同的故障采集上仅更换参考轮廓，比较三种情形——估计参考（12 次 LS 平均，基线）、完美物理参考（解析真值）、定标物理参考（真值 × α，其中 α = 0.914 为 LS 均值对物理真值的最小二乘定标系数）。3 次独立试验结果如下（各情形试验间高度一致，均为系统性行为）：</w:t>
       </w:r>
     </w:p>
     <w:tbl>
@@ -2523,7 +2523,7 @@
           <w:sz w:val="21"/>
           <w:szCs w:val="21"/>
         </w:rPr>
-        <w:t xml:space="preserve">这揭示了差分方案的一个内在优点：参考的价值不在于物理准确，而在于与故障测量共享同一套系统误差——同一收发机、同一模型、同一 DSP 链，共有偏差在相减中全部对消（这是“已有链路损耗事件自动抵消”结论向估计器自身偏差的推广）。据此，残余 +550 m 主要来自故障本身改变下游非线性相位积累、使模型偏差在故障前后不再完全相同的二阶残差，另有细网格半格点约定的 ~50 m 级贡献。进一步提升精度的正确方向是降低非线性工作点（以数据量换 SNR）或采用高阶微扰 / 局部 SSFM 反演模型，而非继续改进参考轮廓——且所有努力仍受限于第 (2) 层的公里级物理天花板。</w:t>
+        <w:t xml:space="preserve">这揭示了差分方案的一个内在优点：参考的价值不在于物理准确，而在于与故障测量共享同一套系统误差——同一收发机、同一模型、同一 DSP 链，共有偏差在相减中全部对消（这是“已有链路损耗事件自动抵消”结论向估计器自身偏差的推广）。据此，残余 +550 m 主要来自故障本身改变下游非线性相位积累、使模型偏差在故障前后不再完全相同的二阶残差，另有细网格半格点约定的 ~50 m 级贡献。3 dB 插损的主实验进一步佐证了这一归因：残余偏差由 1 dB 时的 +550 m 增至 +650 ~ +850 m，损耗低估由 0.12 dB 增至约 0.32 dB——故障越大，故障前后模型偏差的失配（不可对消的二阶残差）越大。进一步提升精度的正确方向是降低非线性工作点（以数据量换 SNR）或采用高阶微扰 / 局部 SSFM 反演模型，而非继续改进参考轮廓——且所有努力仍受限于第 (2) 层的公里级物理天花板。</w:t>
       </w:r>
     </w:p>
     <w:p>
@@ -3118,7 +3118,7 @@
                 <w:sz w:val="21"/>
                 <w:szCs w:val="21"/>
               </w:rPr>
-              <w:t xml:space="preserve">物理极限仍在；数据充足时本仿真为 0.55–0.95 km，文献（NTT +3 km、Fujitsu &lt;4 km、CICT 1 km）为公里量级</w:t>
+              <w:t xml:space="preserve">物理极限仍在；数据充足时本仿真为 0.55–0.95 km（1 dB）/ 0.65–0.85 km（3 dB），文献（NTT +3 km、Fujitsu &lt;4 km、CICT 1 km）为公里量级</w:t>
             </w:r>
           </w:p>
         </w:tc>

--- a/results/PPE_差分稀疏定位_评估与仿真报告.docx
+++ b/results/PPE_差分稀疏定位_评估与仿真报告.docx
@@ -75,7 +75,7 @@
           <w:sz w:val="21"/>
           <w:szCs w:val="21"/>
         </w:rPr>
-        <w:t xml:space="preserve">本报告评估一种用于提升功率轮廓估计（Power Profile Estimation, PPE / Longitudinal Power Monitoring, LPM）故障定位精度的“差分稀疏 PPE”方案：以健康链路的大量数据建立低噪声参考轮廓，故障后仅对相对参考的“变化量”求解，并施加阶跃稀疏先验（广义 Lasso / 全变差正则化）。理论分析与数值仿真表明：该方案核心思想正确，与 Fujitsu（OECC 2024）和 NTT（ECOC 2025）已发表方法本质一致；在 64 GBd、3×50 km、3 dB 集总损耗、单次故障后采集的条件下，定位误差由朴素轮廓相减法的数十公里改善至 0.15 km（达到 1 km 估计网格的分辨下限；100 m 网格匹配滤波细化为 0.65–0.85 km），提升约两个数量级。但原方案陈述中有两处公式化细节需要修正，且“50–200 m、纯噪声受限”的精度预期仍过于乐观——色散×带宽² 所决定的空间分辨物理极限依然存在，即使数据充足，亚公里（约 0.5–1 km）才是该体制下的现实精度（与实验文献一致）。</w:t>
+        <w:t xml:space="preserve">本报告评估一种用于提升功率轮廓估计（Power Profile Estimation, PPE / Longitudinal Power Monitoring, LPM）故障定位精度的“差分稀疏 PPE”方案：以健康链路的大量数据建立低噪声参考轮廓，故障后仅对相对参考的“变化量”求解，并施加阶跃稀疏先验（广义 Lasso / 全变差正则化）。理论分析与数值仿真表明：该方案核心思想正确，与 Fujitsu（OECC 2024）和 NTT（ECOC 2025）已发表方法本质一致；在 64 GBd、3×50 km、1 dB 与 3 dB 两种集总损耗、单次故障后采集的条件下，定位误差由朴素轮廓相减法的数十公里改善至 0.15 km（达到 1 km 估计网格的分辨下限；100 m 网格匹配滤波细化为 0.55–0.95 km），提升约两个数量级；作为对照，对参考与故障轮廓分别做稀疏正则化再相减的方法（绝对域 D² 稀疏）仍停留在十余公里，表明稀疏先验必须施加在差分量上（先相减、后稀疏）才有效。但原方案陈述中有两处公式化细节需要修正，且“50–200 m、纯噪声受限”的精度预期仍过于乐观——色散×带宽² 所决定的空间分辨物理极限依然存在，即使数据充足，亚公里（约 0.5–1 km）才是该体制下的现实精度（与实验文献一致）。</w:t>
       </w:r>
     </w:p>
     <w:p>
@@ -1184,7 +1184,7 @@
                 <w:sz w:val="21"/>
                 <w:szCs w:val="21"/>
               </w:rPr>
-              <w:t xml:space="preserve">3.0 dB 集总损耗 @ 72.35 km（非格点）</w:t>
+              <w:t xml:space="preserve">1.0 / 3.0 dB 集总损耗 @ 72.35 km（非格点）</w:t>
             </w:r>
           </w:p>
         </w:tc>
@@ -1265,7 +1265,7 @@
           <w:sz w:val="21"/>
           <w:szCs w:val="21"/>
         </w:rPr>
-        <w:t xml:space="preserve">对比三种定位方法：(a) 朴素基线——故障后单次 LS 轮廓与参考相减，取相对变化差分的最大跌落；(b) 差分稀疏（修正后的广义 Lasso，1 km 网格）；(c) 在 (b) 基础上的匹配滤波细化（100 m 网格）。共 4 次独立故障试验（不同数据与噪声实现）。</w:t>
+        <w:t xml:space="preserve">对比四种定位方法：(a) 朴素基线——故障后单次 LS 轮廓与参考相减，取相对变化差分的最大跌落；(b) 稀疏 PPE 轮廓相减——对参考轮廓（12 次采集的联合正规方程）与故障轮廓（单次采集）分别施加绝对域二阶导数（D²）稀疏正则化（NTT 第一阶段、链路参数无关形式，λ 沿路径下降至约 12 个节点的分段线性拟合），再相减取相对变化的最大跌落；(c) 差分稀疏（修正后的广义 Lasso，1 km 网格）；(d) 在 (c) 基础上的匹配滤波细化（100 m 网格）。两种插损各 4 次独立故障试验（不同数据与噪声实现）。</w:t>
       </w:r>
     </w:p>
     <w:p>
@@ -1365,7 +1365,7 @@
           <w:sz w:val="18"/>
           <w:szCs w:val="18"/>
         </w:rPr>
-        <w:t xml:space="preserve">图 1  健康链路功率轮廓（每次采集 81920 符号）：单次采集 LS-PPE（蓝）仍有噪声；12 次平均（红）作为参考轮廓，紧贴真实三跨锯齿结构，仅跨段末端低功率区留有少量残余起伏。</w:t>
+        <w:t xml:space="preserve">图 1  健康链路功率轮廓（每次采集 81920 符号）：单次采集 LS-PPE（蓝）仍有噪声；12 次平均（红）作为参考轮廓，紧贴真实三跨锯齿结构，仅跨段末端低功率区留有少量残余起伏；绿色为 D² 稀疏正则化参考（供方法 (b) 使用）。</w:t>
       </w:r>
     </w:p>
     <w:p>
@@ -1443,24 +1443,7 @@
           <w:sz w:val="18"/>
           <w:szCs w:val="18"/>
         </w:rPr>
-        <w:t xml:space="preserve">图 2  3 dB 集总损耗、单次故障后采集。上：朴素相减（蓝）被噪声淹没，差分稀疏解（红）为干净阶跃，位置正确（幅度受 Lasso 收缩，见 5.3 重拟合）。下（双 y 轴，两指示量级相差约 3 个数量级）：蓝色朴素跳变指示（左轴，±25）噪声遍布全链；红色稀疏跳变指示（右轴，火柴杆）149 个格点中仅 1 个非零，直接落在故障格点 72.5 km（真值 72.35 km，误差即半格点 0.15 km）。</w:t>
-      </w:r>
-    </w:p>
-    <w:p>
-      <w:pPr>
-        <w:pStyle w:val="Heading2"/>
-        <w:spacing w:after="110" w:before="220"/>
-      </w:pPr>
-      <w:r>
-        <w:rPr>
-          <w:rFonts w:ascii="Helvetica" w:eastAsia="WenQuanYi Zen Hei" w:hAnsi="Helvetica"/>
-          <w:b/>
-          <w:bCs/>
-          <w:color w:val="2E74B5"/>
-          <w:sz w:val="24"/>
-          <w:szCs w:val="24"/>
-        </w:rPr>
-        <w:t xml:space="preserve">5.3 匹配滤波细化与定量结果</w:t>
+        <w:t xml:space="preserve">图 2a  1 dB 集总损耗、单次故障后采集。上：朴素相减（蓝）被噪声淹没；稀疏轮廓相减（橙，方法 (b)）的独立正则化伪影未能对消；差分稀疏解（红）为干净阶跃，位置正确（幅度受 Lasso 收缩，见 5.3 重拟合）。下（双 y 轴）：红色稀疏跳变指示（右轴，火柴杆）非零跳变集中落在故障格点 72.5 km（真值 72.35 km，误差即半格点 0.15 km）。</w:t>
       </w:r>
     </w:p>
     <w:p>
@@ -1471,7 +1454,7 @@
       <w:r>
         <w:drawing>
           <wp:inline distT="0" distB="0" distL="0" distR="0">
-            <wp:extent cx="5905500" cy="2628900"/>
+            <wp:extent cx="5905500" cy="4591050"/>
             <wp:effectExtent t="0" r="0" b="0" l="0"/>
             <wp:docPr id="1" name="" descr="" title=""/>
             <wp:cNvGraphicFramePr>
@@ -1496,6 +1479,84 @@
                   <pic:spPr bwMode="auto">
                     <a:xfrm>
                       <a:off x="0" y="0"/>
+                      <a:ext cx="5905500" cy="4591050"/>
+                    </a:xfrm>
+                    <a:prstGeom prst="rect">
+                      <a:avLst/>
+                    </a:prstGeom>
+                  </pic:spPr>
+                </pic:pic>
+              </a:graphicData>
+            </a:graphic>
+          </wp:inline>
+        </w:drawing>
+      </w:r>
+    </w:p>
+    <w:p>
+      <w:pPr>
+        <w:spacing w:after="160"/>
+        <w:jc w:val="center"/>
+      </w:pPr>
+      <w:r>
+        <w:rPr>
+          <w:rFonts w:ascii="Helvetica" w:eastAsia="WenQuanYi Zen Hei" w:hAnsi="Helvetica"/>
+          <w:color w:val="595959"/>
+          <w:sz w:val="18"/>
+          <w:szCs w:val="18"/>
+        </w:rPr>
+        <w:t xml:space="preserve">图 2b  3 dB 集总损耗，其余同图 2a。稀疏轮廓相减（橙）虽大体跟随 −3 dB 台阶，但在第 1 跨末端（约 44 km）留有独立正则化伪迹凹陷，且故障边缘被平滑成数公里斜坡，最大跌落判据因此锁定伪迹位置；差分稀疏（红）仍为集中在故障格点的稀疏跳变。</w:t>
+      </w:r>
+    </w:p>
+    <w:p>
+      <w:pPr>
+        <w:pStyle w:val="Heading2"/>
+        <w:spacing w:after="110" w:before="220"/>
+      </w:pPr>
+      <w:r>
+        <w:rPr>
+          <w:rFonts w:ascii="Helvetica" w:eastAsia="WenQuanYi Zen Hei" w:hAnsi="Helvetica"/>
+          <w:b/>
+          <w:bCs/>
+          <w:color w:val="2E74B5"/>
+          <w:sz w:val="24"/>
+          <w:szCs w:val="24"/>
+        </w:rPr>
+        <w:t xml:space="preserve">5.3 匹配滤波细化与定量结果</w:t>
+      </w:r>
+    </w:p>
+    <w:p>
+      <w:pPr>
+        <w:spacing w:after="40" w:before="120"/>
+        <w:jc w:val="center"/>
+      </w:pPr>
+      <w:r>
+        <w:drawing>
+          <wp:inline distT="0" distB="0" distL="0" distR="0">
+            <wp:extent cx="5905500" cy="2628900"/>
+            <wp:effectExtent t="0" r="0" b="0" l="0"/>
+            <wp:docPr id="1" name="" descr="" title=""/>
+            <wp:cNvGraphicFramePr>
+              <a:graphicFrameLocks xmlns:a="http://schemas.openxmlformats.org/drawingml/2006/main" noChangeAspect="1"/>
+            </wp:cNvGraphicFramePr>
+            <a:graphic xmlns:a="http://schemas.openxmlformats.org/drawingml/2006/main">
+              <a:graphicData uri="http://schemas.openxmlformats.org/drawingml/2006/picture">
+                <pic:pic xmlns:pic="http://schemas.openxmlformats.org/drawingml/2006/picture">
+                  <pic:nvPicPr>
+                    <pic:cNvPr id="0" name="" descr=""/>
+                    <pic:cNvPicPr>
+                      <a:picLocks noChangeAspect="1" noChangeArrowheads="1"/>
+                    </pic:cNvPicPr>
+                  </pic:nvPicPr>
+                  <pic:blipFill>
+                    <a:blip r:embed="rId10" cstate="none"/>
+                    <a:srcRect/>
+                    <a:stretch>
+                      <a:fillRect/>
+                    </a:stretch>
+                  </pic:blipFill>
+                  <pic:spPr bwMode="auto">
+                    <a:xfrm>
+                      <a:off x="0" y="0"/>
                       <a:ext cx="5905500" cy="2628900"/>
                     </a:xfrm>
                     <a:prstGeom prst="rect">
@@ -1521,7 +1582,68 @@
           <w:sz w:val="18"/>
           <w:szCs w:val="18"/>
         </w:rPr>
-        <w:t xml:space="preserve">图 3  100 m 网格匹配滤波相关曲线（试验 1）：相关面在数公里范围内近乎平坦——相邻候选特征仅靠色散去相关，公里级不确定度即为带宽/色散物理极限的体现。</w:t>
+        <w:t xml:space="preserve">图 3a  1 dB 插损、100 m 网格匹配滤波相关曲线（试验 1）：相关面在数公里范围内近乎平坦——相邻候选特征仅靠色散去相关，公里级不确定度即为带宽/色散物理极限的体现。</w:t>
+      </w:r>
+    </w:p>
+    <w:p>
+      <w:pPr>
+        <w:spacing w:after="40" w:before="120"/>
+        <w:jc w:val="center"/>
+      </w:pPr>
+      <w:r>
+        <w:drawing>
+          <wp:inline distT="0" distB="0" distL="0" distR="0">
+            <wp:extent cx="5905500" cy="2628900"/>
+            <wp:effectExtent t="0" r="0" b="0" l="0"/>
+            <wp:docPr id="1" name="" descr="" title=""/>
+            <wp:cNvGraphicFramePr>
+              <a:graphicFrameLocks xmlns:a="http://schemas.openxmlformats.org/drawingml/2006/main" noChangeAspect="1"/>
+            </wp:cNvGraphicFramePr>
+            <a:graphic xmlns:a="http://schemas.openxmlformats.org/drawingml/2006/main">
+              <a:graphicData uri="http://schemas.openxmlformats.org/drawingml/2006/picture">
+                <pic:pic xmlns:pic="http://schemas.openxmlformats.org/drawingml/2006/picture">
+                  <pic:nvPicPr>
+                    <pic:cNvPr id="0" name="" descr=""/>
+                    <pic:cNvPicPr>
+                      <a:picLocks noChangeAspect="1" noChangeArrowheads="1"/>
+                    </pic:cNvPicPr>
+                  </pic:nvPicPr>
+                  <pic:blipFill>
+                    <a:blip r:embed="rId11" cstate="none"/>
+                    <a:srcRect/>
+                    <a:stretch>
+                      <a:fillRect/>
+                    </a:stretch>
+                  </pic:blipFill>
+                  <pic:spPr bwMode="auto">
+                    <a:xfrm>
+                      <a:off x="0" y="0"/>
+                      <a:ext cx="5905500" cy="2628900"/>
+                    </a:xfrm>
+                    <a:prstGeom prst="rect">
+                      <a:avLst/>
+                    </a:prstGeom>
+                  </pic:spPr>
+                </pic:pic>
+              </a:graphicData>
+            </a:graphic>
+          </wp:inline>
+        </w:drawing>
+      </w:r>
+    </w:p>
+    <w:p>
+      <w:pPr>
+        <w:spacing w:after="160"/>
+        <w:jc w:val="center"/>
+      </w:pPr>
+      <w:r>
+        <w:rPr>
+          <w:rFonts w:ascii="Helvetica" w:eastAsia="WenQuanYi Zen Hei" w:hAnsi="Helvetica"/>
+          <w:color w:val="595959"/>
+          <w:sz w:val="18"/>
+          <w:szCs w:val="18"/>
+        </w:rPr>
+        <w:t xml:space="preserve">图 3b  3 dB 插损（试验 1）：差分特征能量约为 1 dB 时的 3 倍，相关峰明显更尖锐，但峰位仍带数百米量级的系统性偏移（见 5.4）。</w:t>
       </w:r>
     </w:p>
     <w:tbl>
@@ -1537,15 +1659,15 @@
         </w:tblBorders>
       </w:tblPr>
       <w:tblGrid>
-        <w:gridCol w:w="2700"/>
-        <w:gridCol w:w="1900"/>
-        <w:gridCol w:w="1900"/>
-        <w:gridCol w:w="2860"/>
+        <w:gridCol w:w="2980"/>
+        <w:gridCol w:w="1880"/>
+        <w:gridCol w:w="1880"/>
+        <w:gridCol w:w="2620"/>
       </w:tblGrid>
       <w:tr>
         <w:tc>
           <w:tcPr>
-            <w:tcW w:type="dxa" w:w="2700"/>
+            <w:tcW w:type="dxa" w:w="2980"/>
             <w:shd w:fill="D9E2F3" w:val="clear"/>
             <w:tcMar>
               <w:top w:type="dxa" w:w="60"/>
@@ -1572,7 +1694,7 @@
         </w:tc>
         <w:tc>
           <w:tcPr>
-            <w:tcW w:type="dxa" w:w="1900"/>
+            <w:tcW w:type="dxa" w:w="1880"/>
             <w:shd w:fill="D9E2F3" w:val="clear"/>
             <w:tcMar>
               <w:top w:type="dxa" w:w="60"/>
@@ -1593,13 +1715,13 @@
                 <w:sz w:val="21"/>
                 <w:szCs w:val="21"/>
               </w:rPr>
-              <w:t xml:space="preserve">平均绝对误差</w:t>
-            </w:r>
-          </w:p>
-        </w:tc>
-        <w:tc>
-          <w:tcPr>
-            <w:tcW w:type="dxa" w:w="1900"/>
+              <w:t xml:space="preserve">1 dB：平均/最大</w:t>
+            </w:r>
+          </w:p>
+        </w:tc>
+        <w:tc>
+          <w:tcPr>
+            <w:tcW w:type="dxa" w:w="1880"/>
             <w:shd w:fill="D9E2F3" w:val="clear"/>
             <w:tcMar>
               <w:top w:type="dxa" w:w="60"/>
@@ -1620,13 +1742,13 @@
                 <w:sz w:val="21"/>
                 <w:szCs w:val="21"/>
               </w:rPr>
-              <w:t xml:space="preserve">最大绝对误差</w:t>
-            </w:r>
-          </w:p>
-        </w:tc>
-        <w:tc>
-          <w:tcPr>
-            <w:tcW w:type="dxa" w:w="2860"/>
+              <w:t xml:space="preserve">3 dB：平均/最大</w:t>
+            </w:r>
+          </w:p>
+        </w:tc>
+        <w:tc>
+          <w:tcPr>
+            <w:tcW w:type="dxa" w:w="2620"/>
             <w:shd w:fill="D9E2F3" w:val="clear"/>
             <w:tcMar>
               <w:top w:type="dxa" w:w="60"/>
@@ -1655,85 +1777,85 @@
       <w:tr>
         <w:tc>
           <w:tcPr>
-            <w:tcW w:type="dxa" w:w="2700"/>
-            <w:tcMar>
-              <w:top w:type="dxa" w:w="60"/>
-              <w:left w:type="dxa" w:w="100"/>
-              <w:bottom w:type="dxa" w:w="60"/>
-              <w:right w:type="dxa" w:w="100"/>
-            </w:tcMar>
-          </w:tcPr>
-          <w:p>
-            <w:pPr>
-              <w:spacing w:after="0"/>
-            </w:pPr>
-            <w:r>
-              <w:rPr>
-                <w:rFonts w:ascii="Helvetica" w:eastAsia="WenQuanYi Zen Hei" w:hAnsi="Helvetica"/>
-                <w:b w:val="false"/>
-                <w:bCs w:val="false"/>
-                <w:sz w:val="21"/>
-                <w:szCs w:val="21"/>
-              </w:rPr>
-              <w:t xml:space="preserve">朴素轮廓相减（LS）</w:t>
-            </w:r>
-          </w:p>
-        </w:tc>
-        <w:tc>
-          <w:tcPr>
-            <w:tcW w:type="dxa" w:w="1900"/>
-            <w:tcMar>
-              <w:top w:type="dxa" w:w="60"/>
-              <w:left w:type="dxa" w:w="100"/>
-              <w:bottom w:type="dxa" w:w="60"/>
-              <w:right w:type="dxa" w:w="100"/>
-            </w:tcMar>
-          </w:tcPr>
-          <w:p>
-            <w:pPr>
-              <w:spacing w:after="0"/>
-            </w:pPr>
-            <w:r>
-              <w:rPr>
-                <w:rFonts w:ascii="Helvetica" w:eastAsia="WenQuanYi Zen Hei" w:hAnsi="Helvetica"/>
-                <w:b w:val="false"/>
-                <w:bCs w:val="false"/>
-                <w:sz w:val="21"/>
-                <w:szCs w:val="21"/>
-              </w:rPr>
-              <w:t xml:space="preserve">≈ 24 km</w:t>
-            </w:r>
-          </w:p>
-        </w:tc>
-        <w:tc>
-          <w:tcPr>
-            <w:tcW w:type="dxa" w:w="1900"/>
-            <w:tcMar>
-              <w:top w:type="dxa" w:w="60"/>
-              <w:left w:type="dxa" w:w="100"/>
-              <w:bottom w:type="dxa" w:w="60"/>
-              <w:right w:type="dxa" w:w="100"/>
-            </w:tcMar>
-          </w:tcPr>
-          <w:p>
-            <w:pPr>
-              <w:spacing w:after="0"/>
-            </w:pPr>
-            <w:r>
-              <w:rPr>
-                <w:rFonts w:ascii="Helvetica" w:eastAsia="WenQuanYi Zen Hei" w:hAnsi="Helvetica"/>
-                <w:b w:val="false"/>
-                <w:bCs w:val="false"/>
-                <w:sz w:val="21"/>
-                <w:szCs w:val="21"/>
-              </w:rPr>
-              <w:t xml:space="preserve">27 km</w:t>
-            </w:r>
-          </w:p>
-        </w:tc>
-        <w:tc>
-          <w:tcPr>
-            <w:tcW w:type="dxa" w:w="2860"/>
+            <w:tcW w:type="dxa" w:w="2980"/>
+            <w:tcMar>
+              <w:top w:type="dxa" w:w="60"/>
+              <w:left w:type="dxa" w:w="100"/>
+              <w:bottom w:type="dxa" w:w="60"/>
+              <w:right w:type="dxa" w:w="100"/>
+            </w:tcMar>
+          </w:tcPr>
+          <w:p>
+            <w:pPr>
+              <w:spacing w:after="0"/>
+            </w:pPr>
+            <w:r>
+              <w:rPr>
+                <w:rFonts w:ascii="Helvetica" w:eastAsia="WenQuanYi Zen Hei" w:hAnsi="Helvetica"/>
+                <w:b w:val="false"/>
+                <w:bCs w:val="false"/>
+                <w:sz w:val="21"/>
+                <w:szCs w:val="21"/>
+              </w:rPr>
+              <w:t xml:space="preserve">(a) 朴素轮廓相减（LS）</w:t>
+            </w:r>
+          </w:p>
+        </w:tc>
+        <w:tc>
+          <w:tcPr>
+            <w:tcW w:type="dxa" w:w="1880"/>
+            <w:tcMar>
+              <w:top w:type="dxa" w:w="60"/>
+              <w:left w:type="dxa" w:w="100"/>
+              <w:bottom w:type="dxa" w:w="60"/>
+              <w:right w:type="dxa" w:w="100"/>
+            </w:tcMar>
+          </w:tcPr>
+          <w:p>
+            <w:pPr>
+              <w:spacing w:after="0"/>
+            </w:pPr>
+            <w:r>
+              <w:rPr>
+                <w:rFonts w:ascii="Helvetica" w:eastAsia="WenQuanYi Zen Hei" w:hAnsi="Helvetica"/>
+                <w:b w:val="false"/>
+                <w:bCs w:val="false"/>
+                <w:sz w:val="21"/>
+                <w:szCs w:val="21"/>
+              </w:rPr>
+              <w:t xml:space="preserve">23.9 / 27.2 km</w:t>
+            </w:r>
+          </w:p>
+        </w:tc>
+        <w:tc>
+          <w:tcPr>
+            <w:tcW w:type="dxa" w:w="1880"/>
+            <w:tcMar>
+              <w:top w:type="dxa" w:w="60"/>
+              <w:left w:type="dxa" w:w="100"/>
+              <w:bottom w:type="dxa" w:w="60"/>
+              <w:right w:type="dxa" w:w="100"/>
+            </w:tcMar>
+          </w:tcPr>
+          <w:p>
+            <w:pPr>
+              <w:spacing w:after="0"/>
+            </w:pPr>
+            <w:r>
+              <w:rPr>
+                <w:rFonts w:ascii="Helvetica" w:eastAsia="WenQuanYi Zen Hei" w:hAnsi="Helvetica"/>
+                <w:b w:val="false"/>
+                <w:bCs w:val="false"/>
+                <w:sz w:val="21"/>
+                <w:szCs w:val="21"/>
+              </w:rPr>
+              <w:t xml:space="preserve">39.2 / 75.2 km</w:t>
+            </w:r>
+          </w:p>
+        </w:tc>
+        <w:tc>
+          <w:tcPr>
+            <w:tcW w:type="dxa" w:w="2620"/>
             <w:tcMar>
               <w:top w:type="dxa" w:w="60"/>
               <w:left w:type="dxa" w:w="100"/>
@@ -1761,105 +1883,105 @@
       <w:tr>
         <w:tc>
           <w:tcPr>
-            <w:tcW w:type="dxa" w:w="2700"/>
-            <w:tcMar>
-              <w:top w:type="dxa" w:w="60"/>
-              <w:left w:type="dxa" w:w="100"/>
-              <w:bottom w:type="dxa" w:w="60"/>
-              <w:right w:type="dxa" w:w="100"/>
-            </w:tcMar>
-          </w:tcPr>
-          <w:p>
-            <w:pPr>
-              <w:spacing w:after="0"/>
-            </w:pPr>
-            <w:r>
-              <w:rPr>
-                <w:rFonts w:ascii="Helvetica" w:eastAsia="WenQuanYi Zen Hei" w:hAnsi="Helvetica"/>
-                <w:b w:val="false"/>
-                <w:bCs w:val="false"/>
-                <w:sz w:val="21"/>
-                <w:szCs w:val="21"/>
-              </w:rPr>
-              <w:t xml:space="preserve">差分稀疏（1 km 网格）</w:t>
-            </w:r>
-          </w:p>
-        </w:tc>
-        <w:tc>
-          <w:tcPr>
-            <w:tcW w:type="dxa" w:w="1900"/>
-            <w:tcMar>
-              <w:top w:type="dxa" w:w="60"/>
-              <w:left w:type="dxa" w:w="100"/>
-              <w:bottom w:type="dxa" w:w="60"/>
-              <w:right w:type="dxa" w:w="100"/>
-            </w:tcMar>
-          </w:tcPr>
-          <w:p>
-            <w:pPr>
-              <w:spacing w:after="0"/>
-            </w:pPr>
-            <w:r>
-              <w:rPr>
-                <w:rFonts w:ascii="Helvetica" w:eastAsia="WenQuanYi Zen Hei" w:hAnsi="Helvetica"/>
-                <w:b w:val="false"/>
-                <w:bCs w:val="false"/>
-                <w:sz w:val="21"/>
-                <w:szCs w:val="21"/>
-              </w:rPr>
-              <w:t xml:space="preserve">0.15 km</w:t>
-            </w:r>
-          </w:p>
-        </w:tc>
-        <w:tc>
-          <w:tcPr>
-            <w:tcW w:type="dxa" w:w="1900"/>
-            <w:tcMar>
-              <w:top w:type="dxa" w:w="60"/>
-              <w:left w:type="dxa" w:w="100"/>
-              <w:bottom w:type="dxa" w:w="60"/>
-              <w:right w:type="dxa" w:w="100"/>
-            </w:tcMar>
-          </w:tcPr>
-          <w:p>
-            <w:pPr>
-              <w:spacing w:after="0"/>
-            </w:pPr>
-            <w:r>
-              <w:rPr>
-                <w:rFonts w:ascii="Helvetica" w:eastAsia="WenQuanYi Zen Hei" w:hAnsi="Helvetica"/>
-                <w:b w:val="false"/>
-                <w:bCs w:val="false"/>
-                <w:sz w:val="21"/>
-                <w:szCs w:val="21"/>
-              </w:rPr>
-              <w:t xml:space="preserve">0.15 km</w:t>
-            </w:r>
-          </w:p>
-        </w:tc>
-        <w:tc>
-          <w:tcPr>
-            <w:tcW w:type="dxa" w:w="2860"/>
-            <w:tcMar>
-              <w:top w:type="dxa" w:w="60"/>
-              <w:left w:type="dxa" w:w="100"/>
-              <w:bottom w:type="dxa" w:w="60"/>
-              <w:right w:type="dxa" w:w="100"/>
-            </w:tcMar>
-          </w:tcPr>
-          <w:p>
-            <w:pPr>
-              <w:spacing w:after="0"/>
-            </w:pPr>
-            <w:r>
-              <w:rPr>
-                <w:rFonts w:ascii="Helvetica" w:eastAsia="WenQuanYi Zen Hei" w:hAnsi="Helvetica"/>
-                <w:b w:val="false"/>
-                <w:bCs w:val="false"/>
-                <w:sz w:val="21"/>
-                <w:szCs w:val="21"/>
-              </w:rPr>
-              <w:t xml:space="preserve">唯一非零跳变即故障格点（网格分辨下限）</w:t>
+            <w:tcW w:type="dxa" w:w="2980"/>
+            <w:tcMar>
+              <w:top w:type="dxa" w:w="60"/>
+              <w:left w:type="dxa" w:w="100"/>
+              <w:bottom w:type="dxa" w:w="60"/>
+              <w:right w:type="dxa" w:w="100"/>
+            </w:tcMar>
+          </w:tcPr>
+          <w:p>
+            <w:pPr>
+              <w:spacing w:after="0"/>
+            </w:pPr>
+            <w:r>
+              <w:rPr>
+                <w:rFonts w:ascii="Helvetica" w:eastAsia="WenQuanYi Zen Hei" w:hAnsi="Helvetica"/>
+                <w:b w:val="false"/>
+                <w:bCs w:val="false"/>
+                <w:sz w:val="21"/>
+                <w:szCs w:val="21"/>
+              </w:rPr>
+              <w:t xml:space="preserve">(b) 稀疏 PPE 轮廓相减（D²）</w:t>
+            </w:r>
+          </w:p>
+        </w:tc>
+        <w:tc>
+          <w:tcPr>
+            <w:tcW w:type="dxa" w:w="1880"/>
+            <w:tcMar>
+              <w:top w:type="dxa" w:w="60"/>
+              <w:left w:type="dxa" w:w="100"/>
+              <w:bottom w:type="dxa" w:w="60"/>
+              <w:right w:type="dxa" w:w="100"/>
+            </w:tcMar>
+          </w:tcPr>
+          <w:p>
+            <w:pPr>
+              <w:spacing w:after="0"/>
+            </w:pPr>
+            <w:r>
+              <w:rPr>
+                <w:rFonts w:ascii="Helvetica" w:eastAsia="WenQuanYi Zen Hei" w:hAnsi="Helvetica"/>
+                <w:b w:val="false"/>
+                <w:bCs w:val="false"/>
+                <w:sz w:val="21"/>
+                <w:szCs w:val="21"/>
+              </w:rPr>
+              <w:t xml:space="preserve">14.3 / 28.9 km</w:t>
+            </w:r>
+          </w:p>
+        </w:tc>
+        <w:tc>
+          <w:tcPr>
+            <w:tcW w:type="dxa" w:w="1880"/>
+            <w:tcMar>
+              <w:top w:type="dxa" w:w="60"/>
+              <w:left w:type="dxa" w:w="100"/>
+              <w:bottom w:type="dxa" w:w="60"/>
+              <w:right w:type="dxa" w:w="100"/>
+            </w:tcMar>
+          </w:tcPr>
+          <w:p>
+            <w:pPr>
+              <w:spacing w:after="0"/>
+            </w:pPr>
+            <w:r>
+              <w:rPr>
+                <w:rFonts w:ascii="Helvetica" w:eastAsia="WenQuanYi Zen Hei" w:hAnsi="Helvetica"/>
+                <w:b w:val="false"/>
+                <w:bCs w:val="false"/>
+                <w:sz w:val="21"/>
+                <w:szCs w:val="21"/>
+              </w:rPr>
+              <w:t xml:space="preserve">26.9 / 28.9 km</w:t>
+            </w:r>
+          </w:p>
+        </w:tc>
+        <w:tc>
+          <w:tcPr>
+            <w:tcW w:type="dxa" w:w="2620"/>
+            <w:tcMar>
+              <w:top w:type="dxa" w:w="60"/>
+              <w:left w:type="dxa" w:w="100"/>
+              <w:bottom w:type="dxa" w:w="60"/>
+              <w:right w:type="dxa" w:w="100"/>
+            </w:tcMar>
+          </w:tcPr>
+          <w:p>
+            <w:pPr>
+              <w:spacing w:after="0"/>
+            </w:pPr>
+            <w:r>
+              <w:rPr>
+                <w:rFonts w:ascii="Helvetica" w:eastAsia="WenQuanYi Zen Hei" w:hAnsi="Helvetica"/>
+                <w:b w:val="false"/>
+                <w:bCs w:val="false"/>
+                <w:sz w:val="21"/>
+                <w:szCs w:val="21"/>
+              </w:rPr>
+              <w:t xml:space="preserve">独立正则化伪影不对消，故障边缘被平滑</w:t>
             </w:r>
           </w:p>
         </w:tc>
@@ -1867,105 +1989,211 @@
       <w:tr>
         <w:tc>
           <w:tcPr>
-            <w:tcW w:type="dxa" w:w="2700"/>
-            <w:tcMar>
-              <w:top w:type="dxa" w:w="60"/>
-              <w:left w:type="dxa" w:w="100"/>
-              <w:bottom w:type="dxa" w:w="60"/>
-              <w:right w:type="dxa" w:w="100"/>
-            </w:tcMar>
-          </w:tcPr>
-          <w:p>
-            <w:pPr>
-              <w:spacing w:after="0"/>
-            </w:pPr>
-            <w:r>
-              <w:rPr>
-                <w:rFonts w:ascii="Helvetica" w:eastAsia="WenQuanYi Zen Hei" w:hAnsi="Helvetica"/>
-                <w:b w:val="false"/>
-                <w:bCs w:val="false"/>
-                <w:sz w:val="21"/>
-                <w:szCs w:val="21"/>
-              </w:rPr>
-              <w:t xml:space="preserve">匹配滤波细化（100 m 网格）</w:t>
-            </w:r>
-          </w:p>
-        </w:tc>
-        <w:tc>
-          <w:tcPr>
-            <w:tcW w:type="dxa" w:w="1900"/>
-            <w:tcMar>
-              <w:top w:type="dxa" w:w="60"/>
-              <w:left w:type="dxa" w:w="100"/>
-              <w:bottom w:type="dxa" w:w="60"/>
-              <w:right w:type="dxa" w:w="100"/>
-            </w:tcMar>
-          </w:tcPr>
-          <w:p>
-            <w:pPr>
-              <w:spacing w:after="0"/>
-            </w:pPr>
-            <w:r>
-              <w:rPr>
-                <w:rFonts w:ascii="Helvetica" w:eastAsia="WenQuanYi Zen Hei" w:hAnsi="Helvetica"/>
-                <w:b w:val="false"/>
-                <w:bCs w:val="false"/>
-                <w:sz w:val="21"/>
-                <w:szCs w:val="21"/>
-              </w:rPr>
-              <w:t xml:space="preserve">0.75 km</w:t>
-            </w:r>
-          </w:p>
-        </w:tc>
-        <w:tc>
-          <w:tcPr>
-            <w:tcW w:type="dxa" w:w="1900"/>
-            <w:tcMar>
-              <w:top w:type="dxa" w:w="60"/>
-              <w:left w:type="dxa" w:w="100"/>
-              <w:bottom w:type="dxa" w:w="60"/>
-              <w:right w:type="dxa" w:w="100"/>
-            </w:tcMar>
-          </w:tcPr>
-          <w:p>
-            <w:pPr>
-              <w:spacing w:after="0"/>
-            </w:pPr>
-            <w:r>
-              <w:rPr>
-                <w:rFonts w:ascii="Helvetica" w:eastAsia="WenQuanYi Zen Hei" w:hAnsi="Helvetica"/>
-                <w:b w:val="false"/>
-                <w:bCs w:val="false"/>
-                <w:sz w:val="21"/>
-                <w:szCs w:val="21"/>
-              </w:rPr>
-              <w:t xml:space="preserve">0.85 km</w:t>
-            </w:r>
-          </w:p>
-        </w:tc>
-        <w:tc>
-          <w:tcPr>
-            <w:tcW w:type="dxa" w:w="2860"/>
-            <w:tcMar>
-              <w:top w:type="dxa" w:w="60"/>
-              <w:left w:type="dxa" w:w="100"/>
-              <w:bottom w:type="dxa" w:w="60"/>
-              <w:right w:type="dxa" w:w="100"/>
-            </w:tcMar>
-          </w:tcPr>
-          <w:p>
-            <w:pPr>
-              <w:spacing w:after="0"/>
-            </w:pPr>
-            <w:r>
-              <w:rPr>
-                <w:rFonts w:ascii="Helvetica" w:eastAsia="WenQuanYi Zen Hei" w:hAnsi="Helvetica"/>
-                <w:b w:val="false"/>
-                <w:bCs w:val="false"/>
-                <w:sz w:val="21"/>
-                <w:szCs w:val="21"/>
-              </w:rPr>
-              <w:t xml:space="preserve">幅度重拟合 2.67–2.68 dB（真值 3.0 dB）</w:t>
+            <w:tcW w:type="dxa" w:w="2980"/>
+            <w:tcMar>
+              <w:top w:type="dxa" w:w="60"/>
+              <w:left w:type="dxa" w:w="100"/>
+              <w:bottom w:type="dxa" w:w="60"/>
+              <w:right w:type="dxa" w:w="100"/>
+            </w:tcMar>
+          </w:tcPr>
+          <w:p>
+            <w:pPr>
+              <w:spacing w:after="0"/>
+            </w:pPr>
+            <w:r>
+              <w:rPr>
+                <w:rFonts w:ascii="Helvetica" w:eastAsia="WenQuanYi Zen Hei" w:hAnsi="Helvetica"/>
+                <w:b w:val="false"/>
+                <w:bCs w:val="false"/>
+                <w:sz w:val="21"/>
+                <w:szCs w:val="21"/>
+              </w:rPr>
+              <w:t xml:space="preserve">(c) 差分稀疏（1 km 网格）</w:t>
+            </w:r>
+          </w:p>
+        </w:tc>
+        <w:tc>
+          <w:tcPr>
+            <w:tcW w:type="dxa" w:w="1880"/>
+            <w:tcMar>
+              <w:top w:type="dxa" w:w="60"/>
+              <w:left w:type="dxa" w:w="100"/>
+              <w:bottom w:type="dxa" w:w="60"/>
+              <w:right w:type="dxa" w:w="100"/>
+            </w:tcMar>
+          </w:tcPr>
+          <w:p>
+            <w:pPr>
+              <w:spacing w:after="0"/>
+            </w:pPr>
+            <w:r>
+              <w:rPr>
+                <w:rFonts w:ascii="Helvetica" w:eastAsia="WenQuanYi Zen Hei" w:hAnsi="Helvetica"/>
+                <w:b w:val="false"/>
+                <w:bCs w:val="false"/>
+                <w:sz w:val="21"/>
+                <w:szCs w:val="21"/>
+              </w:rPr>
+              <w:t xml:space="preserve">0.15 / 0.15 km</w:t>
+            </w:r>
+          </w:p>
+        </w:tc>
+        <w:tc>
+          <w:tcPr>
+            <w:tcW w:type="dxa" w:w="1880"/>
+            <w:tcMar>
+              <w:top w:type="dxa" w:w="60"/>
+              <w:left w:type="dxa" w:w="100"/>
+              <w:bottom w:type="dxa" w:w="60"/>
+              <w:right w:type="dxa" w:w="100"/>
+            </w:tcMar>
+          </w:tcPr>
+          <w:p>
+            <w:pPr>
+              <w:spacing w:after="0"/>
+            </w:pPr>
+            <w:r>
+              <w:rPr>
+                <w:rFonts w:ascii="Helvetica" w:eastAsia="WenQuanYi Zen Hei" w:hAnsi="Helvetica"/>
+                <w:b w:val="false"/>
+                <w:bCs w:val="false"/>
+                <w:sz w:val="21"/>
+                <w:szCs w:val="21"/>
+              </w:rPr>
+              <w:t xml:space="preserve">0.15 / 0.15 km</w:t>
+            </w:r>
+          </w:p>
+        </w:tc>
+        <w:tc>
+          <w:tcPr>
+            <w:tcW w:type="dxa" w:w="2620"/>
+            <w:tcMar>
+              <w:top w:type="dxa" w:w="60"/>
+              <w:left w:type="dxa" w:w="100"/>
+              <w:bottom w:type="dxa" w:w="60"/>
+              <w:right w:type="dxa" w:w="100"/>
+            </w:tcMar>
+          </w:tcPr>
+          <w:p>
+            <w:pPr>
+              <w:spacing w:after="0"/>
+            </w:pPr>
+            <w:r>
+              <w:rPr>
+                <w:rFonts w:ascii="Helvetica" w:eastAsia="WenQuanYi Zen Hei" w:hAnsi="Helvetica"/>
+                <w:b w:val="false"/>
+                <w:bCs w:val="false"/>
+                <w:sz w:val="21"/>
+                <w:szCs w:val="21"/>
+              </w:rPr>
+              <w:t xml:space="preserve">非零跳变即故障格点（网格分辨下限）</w:t>
+            </w:r>
+          </w:p>
+        </w:tc>
+      </w:tr>
+      <w:tr>
+        <w:tc>
+          <w:tcPr>
+            <w:tcW w:type="dxa" w:w="2980"/>
+            <w:tcMar>
+              <w:top w:type="dxa" w:w="60"/>
+              <w:left w:type="dxa" w:w="100"/>
+              <w:bottom w:type="dxa" w:w="60"/>
+              <w:right w:type="dxa" w:w="100"/>
+            </w:tcMar>
+          </w:tcPr>
+          <w:p>
+            <w:pPr>
+              <w:spacing w:after="0"/>
+            </w:pPr>
+            <w:r>
+              <w:rPr>
+                <w:rFonts w:ascii="Helvetica" w:eastAsia="WenQuanYi Zen Hei" w:hAnsi="Helvetica"/>
+                <w:b w:val="false"/>
+                <w:bCs w:val="false"/>
+                <w:sz w:val="21"/>
+                <w:szCs w:val="21"/>
+              </w:rPr>
+              <w:t xml:space="preserve">(d) 匹配滤波细化（100 m 网格）</w:t>
+            </w:r>
+          </w:p>
+        </w:tc>
+        <w:tc>
+          <w:tcPr>
+            <w:tcW w:type="dxa" w:w="1880"/>
+            <w:tcMar>
+              <w:top w:type="dxa" w:w="60"/>
+              <w:left w:type="dxa" w:w="100"/>
+              <w:bottom w:type="dxa" w:w="60"/>
+              <w:right w:type="dxa" w:w="100"/>
+            </w:tcMar>
+          </w:tcPr>
+          <w:p>
+            <w:pPr>
+              <w:spacing w:after="0"/>
+            </w:pPr>
+            <w:r>
+              <w:rPr>
+                <w:rFonts w:ascii="Helvetica" w:eastAsia="WenQuanYi Zen Hei" w:hAnsi="Helvetica"/>
+                <w:b w:val="false"/>
+                <w:bCs w:val="false"/>
+                <w:sz w:val="21"/>
+                <w:szCs w:val="21"/>
+              </w:rPr>
+              <w:t xml:space="preserve">0.65 / 0.95 km</w:t>
+            </w:r>
+          </w:p>
+        </w:tc>
+        <w:tc>
+          <w:tcPr>
+            <w:tcW w:type="dxa" w:w="1880"/>
+            <w:tcMar>
+              <w:top w:type="dxa" w:w="60"/>
+              <w:left w:type="dxa" w:w="100"/>
+              <w:bottom w:type="dxa" w:w="60"/>
+              <w:right w:type="dxa" w:w="100"/>
+            </w:tcMar>
+          </w:tcPr>
+          <w:p>
+            <w:pPr>
+              <w:spacing w:after="0"/>
+            </w:pPr>
+            <w:r>
+              <w:rPr>
+                <w:rFonts w:ascii="Helvetica" w:eastAsia="WenQuanYi Zen Hei" w:hAnsi="Helvetica"/>
+                <w:b w:val="false"/>
+                <w:bCs w:val="false"/>
+                <w:sz w:val="21"/>
+                <w:szCs w:val="21"/>
+              </w:rPr>
+              <w:t xml:space="preserve">0.75 / 0.85 km</w:t>
+            </w:r>
+          </w:p>
+        </w:tc>
+        <w:tc>
+          <w:tcPr>
+            <w:tcW w:type="dxa" w:w="2620"/>
+            <w:tcMar>
+              <w:top w:type="dxa" w:w="60"/>
+              <w:left w:type="dxa" w:w="100"/>
+              <w:bottom w:type="dxa" w:w="60"/>
+              <w:right w:type="dxa" w:w="100"/>
+            </w:tcMar>
+          </w:tcPr>
+          <w:p>
+            <w:pPr>
+              <w:spacing w:after="0"/>
+            </w:pPr>
+            <w:r>
+              <w:rPr>
+                <w:rFonts w:ascii="Helvetica" w:eastAsia="WenQuanYi Zen Hei" w:hAnsi="Helvetica"/>
+                <w:b w:val="false"/>
+                <w:bCs w:val="false"/>
+                <w:sz w:val="21"/>
+                <w:szCs w:val="21"/>
+              </w:rPr>
+              <w:t xml:space="preserve">损耗重拟合 0.88–0.89 / 2.68–2.69 dB</w:t>
             </w:r>
           </w:p>
         </w:tc>
@@ -1994,7 +2222,7 @@
           <w:sz w:val="21"/>
           <w:szCs w:val="21"/>
         </w:rPr>
-        <w:t xml:space="preserve">差分稀疏法在全部 4 次试验中把唯一的非零跳变放在故障格点（误差一致为 +0.15 km，即 1 km 网格的分辨下限）。匹配滤波细化到 0.65–0.85 km，但未进一步进入百米量级——相关面在公里尺度上依然平坦（图 3），验证了色散×带宽² 的物理限制；损耗幅度经重拟合恢复为 2.67–2.68 dB（真值 3.0 dB）。</w:t>
+        <w:t xml:space="preserve">两种插损共 8 次试验中，差分稀疏法（方法 (c)）都把非零跳变集中放在故障格点（误差一致为 +0.15 km，即 1 km 网格的分辨下限）；匹配滤波（方法 (d)）细化到 0.55–0.95 km（1 dB）与 0.65–0.85 km（3 dB），损耗重拟合分别为 0.88–0.89 dB 与 2.68–2.69 dB，但均未进入百米量级——相关面在公里尺度上依然平坦（图 3），验证了色散×带宽² 的物理限制。新增的稀疏轮廓相减（方法 (b)）失败（十余至数十公里）：两次独立的正则化各自把节点放在跨段末端等高曲率、低信噪的位置，这些伪影在相减中不能对消，而故障边缘又被各自的平滑模糊成斜坡——3 dB 下 4 次试验中 3 次锁定在 43.5 km（第 1 跨末端伪迹处，见图 2b 橙线）。这从反面印证了本方案的关键次序：稀疏先验必须施加在差分量上（先相减、后稀疏），而非分别正则化后再相减（先稀疏、后相减）。NTT 两阶段方法在第二阶段引入链路参数感知约束后可将此类绝对域方法改善至约 3 km（文献实验值），但仍逊于差分稀疏。</w:t>
       </w:r>
     </w:p>
     <w:p>
@@ -2024,7 +2252,7 @@
           <w:sz w:val="21"/>
           <w:szCs w:val="21"/>
         </w:rPr>
-        <w:t xml:space="preserve">匹配滤波误差在 4 次试验中集中于 +650 ~ +850 m 的窄带内（其中两次完全相同），说明当前精度由系统性偏差而非随机噪声主导。定位精度自下而上由四层因素决定：(1) 网格量化——稀疏阶段 1 km 网格的 ±0.5 km 底限，可由细网格消除；(2) 特征可分辨性——把候选故障位置移动 δ，匹配模板仅相差该 δ 段内产生的 NLI，而区分相邻位置 NLI 的唯一手段是色散在 δ 距离内对波形的重塑，其速率 ∝ |β₂|·BW²（与 Δz_min 同源），在 64 GBd 体制下为公里量级，是不可逾越的天花板；(3) 噪声方差——ASE 与收发机噪声引起的相关峰随机抖动，随数据量按 1/√N 收敛，10 倍数据后已被压至数百米以下；(4) 系统性偏差——当前约 +750 m 的实际来源，由下述对照实验定位。</w:t>
+        <w:t xml:space="preserve">匹配滤波误差在两种插损下均集中于窄带（1 dB：+550 ~ +950 m；3 dB：+650 ~ +850 m），且多次试验完全相同，说明当前精度由系统性偏差而非随机噪声主导。定位精度自下而上由四层因素决定：(1) 网格量化——稀疏阶段 1 km 网格的 ±0.5 km 底限，可由细网格消除；(2) 特征可分辨性——把候选故障位置移动 δ，匹配模板仅相差该 δ 段内产生的 NLI，而区分相邻位置 NLI 的唯一手段是色散在 δ 距离内对波形的重塑，其速率 ∝ |β₂|·BW²（与 Δz_min 同源），在 64 GBd 体制下为公里量级，是不可逾越的天花板；(3) 噪声方差——ASE 与收发机噪声引起的相关峰随机抖动，随数据量按 1/√N 收敛，10 倍数据后已被压至数百米以下；(4) 系统性偏差——当前数百米残余的实际来源，由下述对照实验定位。</w:t>
       </w:r>
     </w:p>
     <w:p>
